--- a/Writeup/plos/comments/response.docx
+++ b/Writeup/plos/comments/response.docx
@@ -37,219 +37,30 @@
       </w:r>
       <w:r>
         <w:br/>
-        <w:t>Dear Dr. Karim,</w:t>
-      </w:r>
-      <w:r>
-        <w:br/>
-      </w:r>
-      <w:r>
-        <w:br/>
-        <w:t>Thank you for submitting your manuscript to PLOS ONE. After careful consideration, we feel that it has merit but does not fully meet PLOS ONE’s publication criteria as it currently stands. Therefore, we invite you to submit a revised version of the manuscript that addresses the points raised during the review process.</w:t>
-      </w:r>
-      <w:r>
-        <w:br/>
-      </w:r>
-      <w:r>
-        <w:br/>
-        <w:t>Please submit your revised manuscript by May 08 2025 11:59PM. If you will need more time than this to complete your revisions, please reply to this message or contact the journal office at </w:t>
-      </w:r>
+        <w:t>Journal requirements: </w:t>
+      </w:r>
+    </w:p>
+    <w:p>
+      <w:pPr>
+        <w:pStyle w:val="NormalWeb"/>
+      </w:pPr>
+      <w:r>
+        <w:t>When submitting your revision, we need you to address these additional requirements.</w:t>
+      </w:r>
+    </w:p>
+    <w:p>
+      <w:pPr>
+        <w:pStyle w:val="NormalWeb"/>
+      </w:pPr>
+      <w:r>
+        <w:t>1. Please ensure that your manuscript meets PLOS ONE's style requirements, including those for file naming. The PLOS ONE style templates can be found at</w:t>
+      </w:r>
+    </w:p>
+    <w:p>
+      <w:pPr>
+        <w:pStyle w:val="NormalWeb"/>
+      </w:pPr>
       <w:hyperlink r:id="rId5" w:history="1">
-        <w:r>
-          <w:rPr>
-            <w:rStyle w:val="Hyperlink"/>
-          </w:rPr>
-          <w:t>plosone@plos.org</w:t>
-        </w:r>
-      </w:hyperlink>
-      <w:r>
-        <w:t xml:space="preserve">. When you're ready to submit your revision, log on to </w:t>
-      </w:r>
-      <w:hyperlink r:id="rId6" w:history="1">
-        <w:r>
-          <w:rPr>
-            <w:rStyle w:val="Hyperlink"/>
-          </w:rPr>
-          <w:t>https://www.editorialmanager.com/pone/</w:t>
-        </w:r>
-      </w:hyperlink>
-      <w:r>
-        <w:t xml:space="preserve"> and select the 'Submissions Needing Revision' folder to locate your manuscript file.</w:t>
-      </w:r>
-      <w:r>
-        <w:br/>
-      </w:r>
-      <w:r>
-        <w:br/>
-        <w:t>Please include the following items when submitting your revised manuscript:</w:t>
-      </w:r>
-    </w:p>
-    <w:p>
-      <w:pPr>
-        <w:numPr>
-          <w:ilvl w:val="0"/>
-          <w:numId w:val="1"/>
-        </w:numPr>
-        <w:spacing w:before="100" w:beforeAutospacing="1" w:after="100" w:afterAutospacing="1"/>
-        <w:rPr>
-          <w:rFonts w:eastAsia="Times New Roman"/>
-        </w:rPr>
-      </w:pPr>
-      <w:r>
-        <w:rPr>
-          <w:rFonts w:eastAsia="Times New Roman"/>
-        </w:rPr>
-        <w:t>A rebuttal letter that responds to each point raised by the academic editor and reviewer(s). You should upload this letter as a separate file labeled 'Response to Reviewers'.</w:t>
-      </w:r>
-    </w:p>
-    <w:p>
-      <w:pPr>
-        <w:numPr>
-          <w:ilvl w:val="0"/>
-          <w:numId w:val="1"/>
-        </w:numPr>
-        <w:spacing w:before="100" w:beforeAutospacing="1" w:after="100" w:afterAutospacing="1"/>
-        <w:rPr>
-          <w:rFonts w:eastAsia="Times New Roman"/>
-        </w:rPr>
-      </w:pPr>
-      <w:r>
-        <w:rPr>
-          <w:rFonts w:eastAsia="Times New Roman"/>
-        </w:rPr>
-        <w:t>A marked-up copy of your manuscript that highlights changes made to the original version. You should upload this as a separate file labeled 'Revised Manuscript with Track Changes'.</w:t>
-      </w:r>
-    </w:p>
-    <w:p>
-      <w:pPr>
-        <w:numPr>
-          <w:ilvl w:val="0"/>
-          <w:numId w:val="1"/>
-        </w:numPr>
-        <w:spacing w:before="100" w:beforeAutospacing="1" w:after="100" w:afterAutospacing="1"/>
-        <w:rPr>
-          <w:rFonts w:eastAsia="Times New Roman"/>
-        </w:rPr>
-      </w:pPr>
-      <w:r>
-        <w:rPr>
-          <w:rFonts w:eastAsia="Times New Roman"/>
-        </w:rPr>
-        <w:t>An unmarked version of your revised paper without tracked changes. You should upload this as a separate file labeled 'Manuscript'.</w:t>
-      </w:r>
-    </w:p>
-    <w:p>
-      <w:pPr>
-        <w:pStyle w:val="NormalWeb"/>
-      </w:pPr>
-      <w:r>
-        <w:t>If you would like to make changes to your financial disclosure, please include your updated statement in your cover letter. Guidelines for resubmitting your figure files are available below the reviewer comments at the end of this letter.</w:t>
-      </w:r>
-      <w:r>
-        <w:br/>
-      </w:r>
-      <w:r>
-        <w:br/>
-        <w:t xml:space="preserve">If applicable, we recommend that you deposit your laboratory protocols in protocols.io to enhance the reproducibility of your results. Protocols.io assigns your protocol its own identifier (DOI) so that it can be cited independently in the future. For instructions see: </w:t>
-      </w:r>
-      <w:hyperlink r:id="rId7" w:history="1">
-        <w:r>
-          <w:rPr>
-            <w:rStyle w:val="Hyperlink"/>
-          </w:rPr>
-          <w:t>https://journals.plos.org/plosone/s/submission-guidelines#loc-laboratory-protocols</w:t>
-        </w:r>
-      </w:hyperlink>
-      <w:r>
-        <w:t xml:space="preserve">. Additionally, PLOS ONE offers an option for publishing peer-reviewed Lab Protocol articles, which describe protocols hosted on protocols.io. Read more information on sharing protocols at </w:t>
-      </w:r>
-      <w:hyperlink r:id="rId8" w:history="1">
-        <w:r>
-          <w:rPr>
-            <w:rStyle w:val="Hyperlink"/>
-          </w:rPr>
-          <w:t>https://plos.org/protocols?utm_medium=editorial-email&amp;utm_source=authorletters&amp;utm_campaign=protocols</w:t>
-        </w:r>
-      </w:hyperlink>
-      <w:r>
-        <w:t>.</w:t>
-      </w:r>
-      <w:r>
-        <w:br/>
-      </w:r>
-      <w:r>
-        <w:br/>
-        <w:t>We look forward to receiving your revised manuscript.</w:t>
-      </w:r>
-    </w:p>
-    <w:p>
-      <w:pPr>
-        <w:pStyle w:val="NormalWeb"/>
-      </w:pPr>
-      <w:r>
-        <w:t>Kind regards,</w:t>
-      </w:r>
-    </w:p>
-    <w:p>
-      <w:pPr>
-        <w:pStyle w:val="NormalWeb"/>
-      </w:pPr>
-      <w:r>
-        <w:t xml:space="preserve">Hossein Ali </w:t>
-      </w:r>
-      <w:proofErr w:type="spellStart"/>
-      <w:r>
-        <w:t>Adineh</w:t>
-      </w:r>
-      <w:proofErr w:type="spellEnd"/>
-      <w:r>
-        <w:t xml:space="preserve">, </w:t>
-      </w:r>
-      <w:proofErr w:type="spellStart"/>
-      <w:proofErr w:type="gramStart"/>
-      <w:r>
-        <w:t>Ph.D</w:t>
-      </w:r>
-      <w:proofErr w:type="spellEnd"/>
-      <w:proofErr w:type="gramEnd"/>
-      <w:r>
-        <w:br/>
-        <w:t>Academic Editor</w:t>
-      </w:r>
-      <w:r>
-        <w:br/>
-        <w:t>PLOS ONE</w:t>
-      </w:r>
-    </w:p>
-    <w:p>
-      <w:pPr>
-        <w:pStyle w:val="NormalWeb"/>
-      </w:pPr>
-      <w:r>
-        <w:t>Journal requirements: </w:t>
-      </w:r>
-    </w:p>
-    <w:p>
-      <w:pPr>
-        <w:pStyle w:val="NormalWeb"/>
-      </w:pPr>
-      <w:r>
-        <w:lastRenderedPageBreak/>
-        <w:t>When submitting your revision, we need you to address these additional requirements.</w:t>
-      </w:r>
-    </w:p>
-    <w:p>
-      <w:pPr>
-        <w:pStyle w:val="NormalWeb"/>
-      </w:pPr>
-      <w:r>
-        <w:t>1. Please ensure that your manuscript meets PLOS ONE's style requirements, including those for file naming. The PLOS ONE style templates can be found at</w:t>
-      </w:r>
-    </w:p>
-    <w:p>
-      <w:pPr>
-        <w:pStyle w:val="NormalWeb"/>
-      </w:pPr>
-      <w:hyperlink r:id="rId9" w:history="1">
         <w:r>
           <w:rPr>
             <w:rStyle w:val="Hyperlink"/>
@@ -265,7 +76,7 @@
       <w:pPr>
         <w:pStyle w:val="NormalWeb"/>
       </w:pPr>
-      <w:hyperlink r:id="rId10" w:history="1">
+      <w:hyperlink r:id="rId6" w:history="1">
         <w:r>
           <w:rPr>
             <w:rStyle w:val="Hyperlink"/>
@@ -277,6 +88,33 @@
         <w:t>.</w:t>
       </w:r>
     </w:p>
+    <w:tbl>
+      <w:tblPr>
+        <w:tblStyle w:val="TableGrid"/>
+        <w:tblW w:w="0" w:type="auto"/>
+        <w:tblLook w:val="04A0" w:firstRow="1" w:lastRow="0" w:firstColumn="1" w:lastColumn="0" w:noHBand="0" w:noVBand="1"/>
+      </w:tblPr>
+      <w:tblGrid>
+        <w:gridCol w:w="9350"/>
+      </w:tblGrid>
+      <w:tr>
+        <w:tc>
+          <w:tcPr>
+            <w:tcW w:w="9350" w:type="dxa"/>
+          </w:tcPr>
+          <w:p>
+            <w:pPr>
+              <w:pStyle w:val="NormalWeb"/>
+            </w:pPr>
+          </w:p>
+        </w:tc>
+      </w:tr>
+    </w:tbl>
+    <w:p>
+      <w:pPr>
+        <w:pStyle w:val="NormalWeb"/>
+      </w:pPr>
+    </w:p>
     <w:p>
       <w:pPr>
         <w:pStyle w:val="NormalWeb"/>
@@ -284,7 +122,7 @@
       <w:r>
         <w:t xml:space="preserve">2. Please note that PLOS ONE has specific guidelines on code sharing for submissions in which author-generated code underpins the findings in the manuscript. In these cases, we expect all author-generated code to be made available without restrictions upon publication of the work. Please review our guidelines at </w:t>
       </w:r>
-      <w:hyperlink r:id="rId11" w:anchor="loc-sharing-code" w:history="1">
+      <w:hyperlink r:id="rId7" w:anchor="loc-sharing-code" w:history="1">
         <w:r>
           <w:rPr>
             <w:rStyle w:val="Hyperlink"/>
@@ -296,6 +134,33 @@
         <w:t xml:space="preserve"> and ensure that your code is shared in a way that follows best practice and facilitates reproducibility and reuse.</w:t>
       </w:r>
     </w:p>
+    <w:tbl>
+      <w:tblPr>
+        <w:tblStyle w:val="TableGrid"/>
+        <w:tblW w:w="0" w:type="auto"/>
+        <w:tblLook w:val="04A0" w:firstRow="1" w:lastRow="0" w:firstColumn="1" w:lastColumn="0" w:noHBand="0" w:noVBand="1"/>
+      </w:tblPr>
+      <w:tblGrid>
+        <w:gridCol w:w="9350"/>
+      </w:tblGrid>
+      <w:tr>
+        <w:tc>
+          <w:tcPr>
+            <w:tcW w:w="9350" w:type="dxa"/>
+          </w:tcPr>
+          <w:p>
+            <w:pPr>
+              <w:pStyle w:val="NormalWeb"/>
+            </w:pPr>
+          </w:p>
+        </w:tc>
+      </w:tr>
+    </w:tbl>
+    <w:p>
+      <w:pPr>
+        <w:pStyle w:val="NormalWeb"/>
+      </w:pPr>
+    </w:p>
     <w:p>
       <w:pPr>
         <w:pStyle w:val="NormalWeb"/>
@@ -336,6 +201,33 @@
         <w:t>Please include this amended Role of Funder statement in your cover letter; we will change the online submission form on your behalf.</w:t>
       </w:r>
     </w:p>
+    <w:tbl>
+      <w:tblPr>
+        <w:tblStyle w:val="TableGrid"/>
+        <w:tblW w:w="0" w:type="auto"/>
+        <w:tblLook w:val="04A0" w:firstRow="1" w:lastRow="0" w:firstColumn="1" w:lastColumn="0" w:noHBand="0" w:noVBand="1"/>
+      </w:tblPr>
+      <w:tblGrid>
+        <w:gridCol w:w="9350"/>
+      </w:tblGrid>
+      <w:tr>
+        <w:tc>
+          <w:tcPr>
+            <w:tcW w:w="9350" w:type="dxa"/>
+          </w:tcPr>
+          <w:p>
+            <w:pPr>
+              <w:pStyle w:val="NormalWeb"/>
+            </w:pPr>
+          </w:p>
+        </w:tc>
+      </w:tr>
+    </w:tbl>
+    <w:p>
+      <w:pPr>
+        <w:pStyle w:val="NormalWeb"/>
+      </w:pPr>
+    </w:p>
     <w:p>
       <w:pPr>
         <w:pStyle w:val="NormalWeb"/>
@@ -367,7 +259,7 @@
       <w:r>
         <w:t xml:space="preserve"> ONE policies on sharing data and materials.” (as detailed online in our guide for authors </w:t>
       </w:r>
-      <w:hyperlink r:id="rId12" w:history="1">
+      <w:hyperlink r:id="rId8" w:history="1">
         <w:r>
           <w:rPr>
             <w:rStyle w:val="Hyperlink"/>
@@ -384,18 +276,36 @@
         <w:pStyle w:val="NormalWeb"/>
       </w:pPr>
       <w:r>
-        <w:t> </w:t>
-      </w:r>
-    </w:p>
-    <w:p>
-      <w:pPr>
-        <w:pStyle w:val="NormalWeb"/>
-      </w:pPr>
-      <w:r>
-        <w:lastRenderedPageBreak/>
         <w:t>Please include your updated Competing Interests statement in your cover letter; we will change the online submission form on your behalf.</w:t>
       </w:r>
     </w:p>
+    <w:tbl>
+      <w:tblPr>
+        <w:tblStyle w:val="TableGrid"/>
+        <w:tblW w:w="0" w:type="auto"/>
+        <w:tblLook w:val="04A0" w:firstRow="1" w:lastRow="0" w:firstColumn="1" w:lastColumn="0" w:noHBand="0" w:noVBand="1"/>
+      </w:tblPr>
+      <w:tblGrid>
+        <w:gridCol w:w="9350"/>
+      </w:tblGrid>
+      <w:tr>
+        <w:tc>
+          <w:tcPr>
+            <w:tcW w:w="9350" w:type="dxa"/>
+          </w:tcPr>
+          <w:p>
+            <w:pPr>
+              <w:pStyle w:val="NormalWeb"/>
+            </w:pPr>
+          </w:p>
+        </w:tc>
+      </w:tr>
+    </w:tbl>
+    <w:p>
+      <w:pPr>
+        <w:pStyle w:val="NormalWeb"/>
+      </w:pPr>
+    </w:p>
     <w:p>
       <w:pPr>
         <w:pStyle w:val="NormalWeb"/>
@@ -419,7 +329,7 @@
       <w:r>
         <w:t xml:space="preserve"> or Dryad) and provide us with the relevant URLs, DOIs, or accession numbers that may be used to access these data. For a list of recommended repositories and additional information on PLOS standards for data deposition, please see </w:t>
       </w:r>
-      <w:hyperlink r:id="rId13" w:history="1">
+      <w:hyperlink r:id="rId9" w:history="1">
         <w:r>
           <w:rPr>
             <w:rStyle w:val="Hyperlink"/>
@@ -431,6 +341,28 @@
         <w:t>.</w:t>
       </w:r>
     </w:p>
+    <w:tbl>
+      <w:tblPr>
+        <w:tblStyle w:val="TableGrid"/>
+        <w:tblW w:w="0" w:type="auto"/>
+        <w:tblLook w:val="04A0" w:firstRow="1" w:lastRow="0" w:firstColumn="1" w:lastColumn="0" w:noHBand="0" w:noVBand="1"/>
+      </w:tblPr>
+      <w:tblGrid>
+        <w:gridCol w:w="9350"/>
+      </w:tblGrid>
+      <w:tr>
+        <w:tc>
+          <w:tcPr>
+            <w:tcW w:w="9350" w:type="dxa"/>
+          </w:tcPr>
+          <w:p>
+            <w:pPr>
+              <w:pStyle w:val="NormalWeb"/>
+            </w:pPr>
+          </w:p>
+        </w:tc>
+      </w:tr>
+    </w:tbl>
     <w:p>
       <w:pPr>
         <w:pStyle w:val="NormalWeb"/>
@@ -439,17 +371,32 @@
         <w:t>6. Your ethics statement should only appear in the Methods section of your manuscript. If your ethics statement is written in any section besides the Methods, please move it to the Methods section and delete it from any other section. Please ensure that your ethics statement is included in your manuscript, as the ethics statement entered into the online submission form will not be published alongside your manuscript.</w:t>
       </w:r>
     </w:p>
-    <w:p>
-      <w:pPr>
-        <w:pStyle w:val="NormalWeb"/>
-      </w:pPr>
-      <w:r>
-        <w:br/>
-        <w:t>Additional Editor Comments:</w:t>
-      </w:r>
-      <w:r>
-        <w:br/>
-      </w:r>
+    <w:tbl>
+      <w:tblPr>
+        <w:tblStyle w:val="TableGrid"/>
+        <w:tblW w:w="0" w:type="auto"/>
+        <w:tblLook w:val="04A0" w:firstRow="1" w:lastRow="0" w:firstColumn="1" w:lastColumn="0" w:noHBand="0" w:noVBand="1"/>
+      </w:tblPr>
+      <w:tblGrid>
+        <w:gridCol w:w="9350"/>
+      </w:tblGrid>
+      <w:tr>
+        <w:tc>
+          <w:tcPr>
+            <w:tcW w:w="9350" w:type="dxa"/>
+          </w:tcPr>
+          <w:p>
+            <w:pPr>
+              <w:pStyle w:val="NormalWeb"/>
+            </w:pPr>
+          </w:p>
+        </w:tc>
+      </w:tr>
+    </w:tbl>
+    <w:p>
+      <w:pPr>
+        <w:pStyle w:val="NormalWeb"/>
+      </w:pPr>
       <w:r>
         <w:br/>
         <w:t>Reviewer 1</w:t>
@@ -472,7 +419,11 @@
       </w:r>
       <w:proofErr w:type="spellEnd"/>
       <w:r>
-        <w:t xml:space="preserve"> Framework for Bias and Variance Estimation?" offers a comprehensive evaluation of various proxy selection methods within the high-dimensional propensity score (</w:t>
+        <w:t xml:space="preserve"> Framework for Bias and Variance Estimation?" </w:t>
+      </w:r>
+      <w:r>
+        <w:lastRenderedPageBreak/>
+        <w:t>offers a comprehensive evaluation of various proxy selection methods within the high-dimensional propensity score (</w:t>
       </w:r>
       <w:proofErr w:type="spellStart"/>
       <w:r>
@@ -531,6 +482,40 @@
       <w:r>
         <w:br/>
       </w:r>
+      <w:bookmarkStart w:id="0" w:name="_GoBack"/>
+      <w:bookmarkEnd w:id="0"/>
+    </w:p>
+    <w:tbl>
+      <w:tblPr>
+        <w:tblStyle w:val="TableGrid"/>
+        <w:tblW w:w="0" w:type="auto"/>
+        <w:tblLook w:val="04A0" w:firstRow="1" w:lastRow="0" w:firstColumn="1" w:lastColumn="0" w:noHBand="0" w:noVBand="1"/>
+      </w:tblPr>
+      <w:tblGrid>
+        <w:gridCol w:w="9350"/>
+      </w:tblGrid>
+      <w:tr>
+        <w:tc>
+          <w:tcPr>
+            <w:tcW w:w="9350" w:type="dxa"/>
+          </w:tcPr>
+          <w:p>
+            <w:pPr>
+              <w:pStyle w:val="NormalWeb"/>
+            </w:pPr>
+          </w:p>
+        </w:tc>
+      </w:tr>
+    </w:tbl>
+    <w:p>
+      <w:pPr>
+        <w:pStyle w:val="NormalWeb"/>
+      </w:pPr>
+    </w:p>
+    <w:p>
+      <w:pPr>
+        <w:pStyle w:val="NormalWeb"/>
+      </w:pPr>
       <w:r>
         <w:br/>
         <w:t xml:space="preserve">Methods Section: While the methodology is generally well-detailed, there is a need for further clarification regarding the choice of machine learning models (e.g., Genetic Algorithm, </w:t>
@@ -555,46 +540,49 @@
         <w:br/>
       </w:r>
       <w:r>
+        <w:br/>
+        <w:t xml:space="preserve">Results and Discussion: The simulation results are well-presented, but additional discussion on the interpretation of bias and MSE would help contextualize the trade-offs involved in using machine learning methods like </w:t>
+      </w:r>
+      <w:proofErr w:type="spellStart"/>
+      <w:r>
+        <w:t>XGBoost</w:t>
+      </w:r>
+      <w:proofErr w:type="spellEnd"/>
+      <w:r>
+        <w:t xml:space="preserve">. While </w:t>
+      </w:r>
+      <w:proofErr w:type="spellStart"/>
+      <w:r>
+        <w:t>XGBoost</w:t>
+      </w:r>
+      <w:proofErr w:type="spellEnd"/>
+      <w:r>
+        <w:t xml:space="preserve"> shows lower MSE, the increase in bias should be explored in more detail to help readers understand the model's limitations. Similarly, the poor performance of the Genetic Algorithm should be explained with greater depth, especially regarding its struggles with high-dimensional data compared to other methods.</w:t>
+      </w:r>
+      <w:r>
+        <w:br/>
+      </w:r>
+      <w:r>
+        <w:br/>
+        <w:t>Tables and Figures: The readability of Table 2 and Table 3 could be improved by adding brief summaries or interpretations of the key results in their captions. This would help readers quickly grasp the significance of the findings and how they support the broader argument.</w:t>
+      </w:r>
+      <w:r>
+        <w:br/>
+      </w:r>
+      <w:r>
+        <w:br/>
+        <w:t>Conclusions: The conclusions are generally strong, but they could be expanded to provide more practical guidance for future research and real-world applications. Specifically, the authors could discuss which methods might be more appropriate for different types of epidemiological studies, such as those focused on rare diseases versus common conditions.</w:t>
+      </w:r>
+      <w:r>
+        <w:br/>
+      </w:r>
+      <w:r>
+        <w:br/>
+        <w:t xml:space="preserve">These revisions are essential to enhancing the manuscript’s clarity, depth, and impact. A more robust discussion of the trade-offs between methods, along with clearer explanations of model choices, will </w:t>
+      </w:r>
+      <w:r>
         <w:lastRenderedPageBreak/>
-        <w:br/>
-        <w:t xml:space="preserve">Results and Discussion: The simulation results are well-presented, but additional discussion on the interpretation of bias and MSE would help contextualize the trade-offs involved in using machine learning methods like </w:t>
-      </w:r>
-      <w:proofErr w:type="spellStart"/>
-      <w:r>
-        <w:t>XGBoost</w:t>
-      </w:r>
-      <w:proofErr w:type="spellEnd"/>
-      <w:r>
-        <w:t xml:space="preserve">. While </w:t>
-      </w:r>
-      <w:proofErr w:type="spellStart"/>
-      <w:r>
-        <w:t>XGBoost</w:t>
-      </w:r>
-      <w:proofErr w:type="spellEnd"/>
-      <w:r>
-        <w:t xml:space="preserve"> shows lower MSE, the increase in bias should be explored in more detail to help readers understand the model's limitations. Similarly, the poor performance of the Genetic Algorithm should be explained with greater depth, especially regarding its struggles with high-dimensional data compared to other methods.</w:t>
-      </w:r>
-      <w:r>
-        <w:br/>
-      </w:r>
-      <w:r>
-        <w:br/>
-        <w:t>Tables and Figures: The readability of Table 2 and Table 3 could be improved by adding brief summaries or interpretations of the key results in their captions. This would help readers quickly grasp the significance of the findings and how they support the broader argument.</w:t>
-      </w:r>
-      <w:r>
-        <w:br/>
-      </w:r>
-      <w:r>
-        <w:br/>
-        <w:t>Conclusions: The conclusions are generally strong, but they could be expanded to provide more practical guidance for future research and real-world applications. Specifically, the authors could discuss which methods might be more appropriate for different types of epidemiological studies, such as those focused on rare diseases versus common conditions.</w:t>
-      </w:r>
-      <w:r>
-        <w:br/>
-      </w:r>
-      <w:r>
-        <w:br/>
-        <w:t>These revisions are essential to enhancing the manuscript’s clarity, depth, and impact. A more robust discussion of the trade-offs between methods, along with clearer explanations of model choices, will help solidify the paper’s contribution to the field.</w:t>
+        <w:t>help solidify the paper’s contribution to the field.</w:t>
       </w:r>
       <w:r>
         <w:br/>
@@ -710,7 +698,6 @@
           <w:bCs/>
           <w:color w:val="000000"/>
         </w:rPr>
-        <w:lastRenderedPageBreak/>
         <w:t>Comments to the Author</w:t>
       </w:r>
       <w:r>
@@ -796,6 +783,7 @@
         <w:pStyle w:val="NormalWeb"/>
       </w:pPr>
       <w:r>
+        <w:lastRenderedPageBreak/>
         <w:t>Reviewer #2: Yes</w:t>
       </w:r>
     </w:p>
@@ -838,7 +826,7 @@
         <w:br/>
         <w:t xml:space="preserve">The </w:t>
       </w:r>
-      <w:hyperlink r:id="rId14" w:history="1">
+      <w:hyperlink r:id="rId10" w:history="1">
         <w:r>
           <w:rPr>
             <w:rStyle w:val="Hyperlink"/>
@@ -922,7 +910,6 @@
         <w:pStyle w:val="NormalWeb"/>
       </w:pPr>
       <w:r>
-        <w:lastRenderedPageBreak/>
         <w:t>Reviewer #2: Yes</w:t>
       </w:r>
     </w:p>
@@ -1013,6 +1000,9 @@
       </w:r>
       <w:r>
         <w:br/>
+      </w:r>
+      <w:r>
+        <w:lastRenderedPageBreak/>
         <w:t>- Discuss the practical implications of computational efficiency for real-world applications.</w:t>
       </w:r>
       <w:r>
@@ -1086,7 +1076,7 @@
         </w:rPr>
         <w:t>6. PLOS authors have the option to publish the peer review history of their article (</w:t>
       </w:r>
-      <w:hyperlink r:id="rId15" w:tgtFrame="_blank" w:history="1">
+      <w:hyperlink r:id="rId11" w:tgtFrame="_blank" w:history="1">
         <w:r>
           <w:rPr>
             <w:rStyle w:val="Hyperlink"/>
@@ -1151,7 +1141,7 @@
         </w:rPr>
         <w:t xml:space="preserve"> For information about this choice, including consent withdrawal, please see our </w:t>
       </w:r>
-      <w:hyperlink r:id="rId16" w:tgtFrame="_blank" w:history="1">
+      <w:hyperlink r:id="rId12" w:tgtFrame="_blank" w:history="1">
         <w:r>
           <w:rPr>
             <w:rStyle w:val="Hyperlink"/>
@@ -1179,7 +1169,6 @@
         <w:pStyle w:val="NormalWeb"/>
       </w:pPr>
       <w:r>
-        <w:lastRenderedPageBreak/>
         <w:t>Reviewer #2: No</w:t>
       </w:r>
     </w:p>
@@ -1230,7 +1219,7 @@
       <w:r>
         <w:t xml:space="preserve"> Analysis and Conversion Engine (PACE) digital diagnostic tool, </w:t>
       </w:r>
-      <w:hyperlink r:id="rId17" w:history="1">
+      <w:hyperlink r:id="rId13" w:history="1">
         <w:r>
           <w:rPr>
             <w:rStyle w:val="Hyperlink"/>
@@ -1241,7 +1230,7 @@
       <w:r>
         <w:t>. PACE helps ensure that figures meet PLOS requirements. To use PACE, you must first register as a user. Registration is free. Then, login and navigate to the UPLOAD tab, where you will find detailed instructions on how to use the tool. If you encounter any issues or have any questions when using PACE, please email PLOS at </w:t>
       </w:r>
-      <w:hyperlink r:id="rId18" w:history="1">
+      <w:hyperlink r:id="rId14" w:history="1">
         <w:r>
           <w:rPr>
             <w:rStyle w:val="Hyperlink"/>
@@ -1253,10 +1242,7 @@
         <w:t>. Please note that Supporting Information files do not need this step.</w:t>
       </w:r>
     </w:p>
-    <w:p>
-      <w:bookmarkStart w:id="0" w:name="_GoBack"/>
-      <w:bookmarkEnd w:id="0"/>
-    </w:p>
+    <w:p/>
     <w:sectPr>
       <w:pgSz w:w="12240" w:h="15840" w:code="1"/>
       <w:pgMar w:top="1440" w:right="1440" w:bottom="1440" w:left="1440" w:header="720" w:footer="720" w:gutter="0"/>
@@ -1421,15 +1407,6 @@
   </w:abstractNum>
   <w:num w:numId="1">
     <w:abstractNumId w:val="0"/>
-    <w:lvlOverride w:ilvl="0"/>
-    <w:lvlOverride w:ilvl="1"/>
-    <w:lvlOverride w:ilvl="2"/>
-    <w:lvlOverride w:ilvl="3"/>
-    <w:lvlOverride w:ilvl="4"/>
-    <w:lvlOverride w:ilvl="5"/>
-    <w:lvlOverride w:ilvl="6"/>
-    <w:lvlOverride w:ilvl="7"/>
-    <w:lvlOverride w:ilvl="8"/>
   </w:num>
 </w:numbering>
 </file>
@@ -1890,6 +1867,25 @@
       <w:spacing w:before="100" w:beforeAutospacing="1" w:after="100" w:afterAutospacing="1"/>
     </w:pPr>
   </w:style>
+  <w:style w:type="table" w:styleId="TableGrid">
+    <w:name w:val="Table Grid"/>
+    <w:basedOn w:val="TableNormal"/>
+    <w:uiPriority w:val="39"/>
+    <w:rsid w:val="00662851"/>
+    <w:pPr>
+      <w:spacing w:after="0" w:line="240" w:lineRule="auto"/>
+    </w:pPr>
+    <w:tblPr>
+      <w:tblBorders>
+        <w:top w:val="single" w:sz="4" w:space="0" w:color="auto"/>
+        <w:left w:val="single" w:sz="4" w:space="0" w:color="auto"/>
+        <w:bottom w:val="single" w:sz="4" w:space="0" w:color="auto"/>
+        <w:right w:val="single" w:sz="4" w:space="0" w:color="auto"/>
+        <w:insideH w:val="single" w:sz="4" w:space="0" w:color="auto"/>
+        <w:insideV w:val="single" w:sz="4" w:space="0" w:color="auto"/>
+      </w:tblBorders>
+    </w:tblPr>
+  </w:style>
 </w:styles>
 </file>
 
